--- a/Knowledge/3-Work knowledge/1-Software Engineering/2-General Technologies/9-Databases/5-My Source/1-Intro to Databases/2-Database Management System/5-File-Based DBMS.docx
+++ b/Knowledge/3-Work knowledge/1-Software Engineering/2-General Technologies/9-Databases/5-My Source/1-Intro to Databases/2-Database Management System/5-File-Based DBMS.docx
@@ -191,6 +191,7 @@
       </w:pPr>
       <w:r>
         <w:rPr>
+          <w:rFonts w:ascii="Arial" w:hAnsi="Arial" w:eastAsia="Arial"/>
           <w:b/>
           <w:color w:val="000000"/>
           <w:sz w:val="18"/>
@@ -200,6 +201,7 @@
       </w:r>
       <w:r>
         <w:rPr>
+          <w:rFonts w:ascii="Arial" w:hAnsi="Arial" w:eastAsia="Arial"/>
           <w:color w:val="000000"/>
           <w:sz w:val="18"/>
           <w:highlight w:val="lightGray"/>
@@ -208,6 +210,7 @@
       </w:r>
       <w:r>
         <w:rPr>
+          <w:rFonts w:ascii="Arial" w:hAnsi="Arial" w:eastAsia="Arial"/>
           <w:b/>
           <w:color w:val="000000"/>
           <w:sz w:val="18"/>
@@ -217,6 +220,7 @@
       </w:r>
       <w:r>
         <w:rPr>
+          <w:rFonts w:ascii="Arial" w:hAnsi="Arial" w:eastAsia="Arial"/>
           <w:color w:val="000000"/>
           <w:sz w:val="18"/>
           <w:highlight w:val="lightGray"/>
@@ -225,6 +229,7 @@
       </w:r>
       <w:r>
         <w:rPr>
+          <w:rFonts w:ascii="Arial" w:hAnsi="Arial" w:eastAsia="Arial"/>
           <w:b/>
           <w:color w:val="000000"/>
           <w:sz w:val="18"/>
@@ -234,6 +239,7 @@
       </w:r>
       <w:r>
         <w:rPr>
+          <w:rFonts w:ascii="Arial" w:hAnsi="Arial" w:eastAsia="Arial"/>
           <w:color w:val="000000"/>
           <w:sz w:val="18"/>
           <w:highlight w:val="lightGray"/>
@@ -710,6 +716,7 @@
       </w:pPr>
       <w:r>
         <w:rPr>
+          <w:rFonts w:ascii="Arial" w:hAnsi="Arial" w:eastAsia="Arial"/>
           <w:b/>
           <w:color w:val="000000"/>
           <w:sz w:val="18"/>
@@ -719,6 +726,7 @@
       </w:r>
       <w:r>
         <w:rPr>
+          <w:rFonts w:ascii="Arial" w:hAnsi="Arial" w:eastAsia="Arial"/>
           <w:color w:val="000000"/>
           <w:sz w:val="18"/>
           <w:highlight w:val="lightGray"/>
@@ -727,6 +735,7 @@
       </w:r>
       <w:r>
         <w:rPr>
+          <w:rFonts w:ascii="Arial" w:hAnsi="Arial" w:eastAsia="Arial"/>
           <w:b/>
           <w:color w:val="000000"/>
           <w:sz w:val="18"/>
@@ -736,6 +745,7 @@
       </w:r>
       <w:r>
         <w:rPr>
+          <w:rFonts w:ascii="Arial" w:hAnsi="Arial" w:eastAsia="Arial"/>
           <w:color w:val="000000"/>
           <w:sz w:val="18"/>
           <w:highlight w:val="lightGray"/>
@@ -744,6 +754,7 @@
       </w:r>
       <w:r>
         <w:rPr>
+          <w:rFonts w:ascii="Arial" w:hAnsi="Arial" w:eastAsia="Arial"/>
           <w:b/>
           <w:color w:val="000000"/>
           <w:sz w:val="18"/>
@@ -753,6 +764,7 @@
       </w:r>
       <w:r>
         <w:rPr>
+          <w:rFonts w:ascii="Arial" w:hAnsi="Arial" w:eastAsia="Arial"/>
           <w:color w:val="000000"/>
           <w:sz w:val="18"/>
           <w:highlight w:val="lightGray"/>
@@ -1315,6 +1327,7 @@
       </w:pPr>
       <w:r>
         <w:rPr>
+          <w:rFonts w:ascii="Arial" w:hAnsi="Arial" w:eastAsia="Arial"/>
           <w:b/>
           <w:color w:val="000000"/>
           <w:sz w:val="18"/>
@@ -1324,6 +1337,7 @@
       </w:r>
       <w:r>
         <w:rPr>
+          <w:rFonts w:ascii="Arial" w:hAnsi="Arial" w:eastAsia="Arial"/>
           <w:color w:val="000000"/>
           <w:sz w:val="18"/>
           <w:highlight w:val="lightGray"/>
@@ -1332,6 +1346,7 @@
       </w:r>
       <w:r>
         <w:rPr>
+          <w:rFonts w:ascii="Arial" w:hAnsi="Arial" w:eastAsia="Arial"/>
           <w:b/>
           <w:color w:val="000000"/>
           <w:sz w:val="18"/>
@@ -1341,6 +1356,7 @@
       </w:r>
       <w:r>
         <w:rPr>
+          <w:rFonts w:ascii="Arial" w:hAnsi="Arial" w:eastAsia="Arial"/>
           <w:color w:val="000000"/>
           <w:sz w:val="18"/>
           <w:highlight w:val="lightGray"/>
@@ -1349,6 +1365,7 @@
       </w:r>
       <w:r>
         <w:rPr>
+          <w:rFonts w:ascii="Arial" w:hAnsi="Arial" w:eastAsia="Arial"/>
           <w:b/>
           <w:color w:val="000000"/>
           <w:sz w:val="18"/>
@@ -1358,6 +1375,7 @@
       </w:r>
       <w:r>
         <w:rPr>
+          <w:rFonts w:ascii="Arial" w:hAnsi="Arial" w:eastAsia="Arial"/>
           <w:color w:val="000000"/>
           <w:sz w:val="18"/>
           <w:highlight w:val="lightGray"/>
@@ -2042,6 +2060,7 @@
       </w:pPr>
       <w:r>
         <w:rPr>
+          <w:rFonts w:ascii="Arial" w:hAnsi="Arial" w:eastAsia="Arial"/>
           <w:b/>
           <w:color w:val="000000"/>
           <w:sz w:val="18"/>
@@ -2051,6 +2070,7 @@
       </w:r>
       <w:r>
         <w:rPr>
+          <w:rFonts w:ascii="Arial" w:hAnsi="Arial" w:eastAsia="Arial"/>
           <w:color w:val="000000"/>
           <w:sz w:val="18"/>
           <w:highlight w:val="lightGray"/>
@@ -2059,6 +2079,7 @@
       </w:r>
       <w:r>
         <w:rPr>
+          <w:rFonts w:ascii="Arial" w:hAnsi="Arial" w:eastAsia="Arial"/>
           <w:b/>
           <w:color w:val="000000"/>
           <w:sz w:val="18"/>
@@ -2068,6 +2089,7 @@
       </w:r>
       <w:r>
         <w:rPr>
+          <w:rFonts w:ascii="Arial" w:hAnsi="Arial" w:eastAsia="Arial"/>
           <w:color w:val="000000"/>
           <w:sz w:val="18"/>
           <w:highlight w:val="lightGray"/>
@@ -2076,6 +2098,7 @@
       </w:r>
       <w:r>
         <w:rPr>
+          <w:rFonts w:ascii="Arial" w:hAnsi="Arial" w:eastAsia="Arial"/>
           <w:b/>
           <w:color w:val="000000"/>
           <w:sz w:val="18"/>
@@ -2085,6 +2108,7 @@
       </w:r>
       <w:r>
         <w:rPr>
+          <w:rFonts w:ascii="Arial" w:hAnsi="Arial" w:eastAsia="Arial"/>
           <w:color w:val="000000"/>
           <w:sz w:val="18"/>
           <w:highlight w:val="lightGray"/>
@@ -2244,6 +2268,7 @@
       </w:pPr>
       <w:r>
         <w:rPr>
+          <w:rFonts w:ascii="Arial" w:hAnsi="Arial" w:eastAsia="Arial"/>
           <w:b/>
           <w:color w:val="000000"/>
           <w:sz w:val="18"/>
@@ -2253,6 +2278,7 @@
       </w:r>
       <w:r>
         <w:rPr>
+          <w:rFonts w:ascii="Arial" w:hAnsi="Arial" w:eastAsia="Arial"/>
           <w:color w:val="000000"/>
           <w:sz w:val="18"/>
           <w:highlight w:val="lightGray"/>
@@ -2261,6 +2287,7 @@
       </w:r>
       <w:r>
         <w:rPr>
+          <w:rFonts w:ascii="Arial" w:hAnsi="Arial" w:eastAsia="Arial"/>
           <w:b/>
           <w:color w:val="000000"/>
           <w:sz w:val="18"/>
@@ -2270,6 +2297,7 @@
       </w:r>
       <w:r>
         <w:rPr>
+          <w:rFonts w:ascii="Arial" w:hAnsi="Arial" w:eastAsia="Arial"/>
           <w:color w:val="000000"/>
           <w:sz w:val="18"/>
           <w:highlight w:val="lightGray"/>
@@ -2278,6 +2306,7 @@
       </w:r>
       <w:r>
         <w:rPr>
+          <w:rFonts w:ascii="Arial" w:hAnsi="Arial" w:eastAsia="Arial"/>
           <w:b/>
           <w:color w:val="000000"/>
           <w:sz w:val="18"/>
@@ -2287,6 +2316,7 @@
       </w:r>
       <w:r>
         <w:rPr>
+          <w:rFonts w:ascii="Arial" w:hAnsi="Arial" w:eastAsia="Arial"/>
           <w:color w:val="000000"/>
           <w:sz w:val="18"/>
           <w:highlight w:val="lightGray"/>
@@ -2424,6 +2454,7 @@
       </w:pPr>
       <w:r>
         <w:rPr>
+          <w:rFonts w:ascii="Arial" w:hAnsi="Arial" w:eastAsia="Arial"/>
           <w:b/>
           <w:color w:val="000000"/>
           <w:sz w:val="18"/>
@@ -2433,6 +2464,7 @@
       </w:r>
       <w:r>
         <w:rPr>
+          <w:rFonts w:ascii="Arial" w:hAnsi="Arial" w:eastAsia="Arial"/>
           <w:color w:val="000000"/>
           <w:sz w:val="18"/>
           <w:highlight w:val="lightGray"/>
@@ -2441,6 +2473,7 @@
       </w:r>
       <w:r>
         <w:rPr>
+          <w:rFonts w:ascii="Arial" w:hAnsi="Arial" w:eastAsia="Arial"/>
           <w:b/>
           <w:color w:val="000000"/>
           <w:sz w:val="18"/>
@@ -2450,6 +2483,7 @@
       </w:r>
       <w:r>
         <w:rPr>
+          <w:rFonts w:ascii="Arial" w:hAnsi="Arial" w:eastAsia="Arial"/>
           <w:color w:val="000000"/>
           <w:sz w:val="18"/>
           <w:highlight w:val="lightGray"/>
@@ -2458,6 +2492,7 @@
       </w:r>
       <w:r>
         <w:rPr>
+          <w:rFonts w:ascii="Arial" w:hAnsi="Arial" w:eastAsia="Arial"/>
           <w:b/>
           <w:color w:val="000000"/>
           <w:sz w:val="18"/>
@@ -2467,6 +2502,7 @@
       </w:r>
       <w:r>
         <w:rPr>
+          <w:rFonts w:ascii="Arial" w:hAnsi="Arial" w:eastAsia="Arial"/>
           <w:color w:val="000000"/>
           <w:sz w:val="18"/>
           <w:highlight w:val="lightGray"/>

--- a/Knowledge/3-Work knowledge/1-Software Engineering/2-General Technologies/9-Databases/5-My Source/1-Intro to Databases/2-Database Management System/5-File-Based DBMS.docx
+++ b/Knowledge/3-Work knowledge/1-Software Engineering/2-General Technologies/9-Databases/5-My Source/1-Intro to Databases/2-Database Management System/5-File-Based DBMS.docx
@@ -9,6 +9,9 @@
       <w:bookmarkStart w:id="0" w:name="_6nvkrei6coeh" w:colFirst="0" w:colLast="0"/>
       <w:bookmarkEnd w:id="0"/>
       <w:r>
+        <w:rPr>
+          <w:rFonts w:ascii="Calibri Light" w:hAnsi="Calibri Light" w:eastAsia="Calibri Light"/>
+        </w:rPr>
         <w:t>File-Based DBMS</w:t>
       </w:r>
     </w:p>
@@ -22,13 +25,20 @@
       <w:bookmarkStart w:id="1" w:name="_an7iopb7qxik" w:colFirst="0" w:colLast="0"/>
       <w:bookmarkEnd w:id="1"/>
       <w:r>
+        <w:rPr>
+          <w:rFonts w:ascii="Calibri Light" w:hAnsi="Calibri Light" w:eastAsia="Calibri Light"/>
+        </w:rPr>
         <w:t>🗃️ What Are File-Based Databases?</w:t>
       </w:r>
       <w:r>
+        <w:rPr>
+          <w:rFonts w:ascii="Calibri Light" w:hAnsi="Calibri Light" w:eastAsia="Calibri Light"/>
+        </w:rPr>
         <w:br/>
       </w:r>
       <w:r>
         <w:rPr>
+          <w:rFonts w:ascii="Calibri Light" w:hAnsi="Calibri Light" w:eastAsia="Calibri Light"/>
           <w:b/>
           <w:color w:val="000000"/>
           <w:sz w:val="18"/>
@@ -38,6 +48,7 @@
       </w:r>
       <w:r>
         <w:rPr>
+          <w:rFonts w:ascii="Calibri Light" w:hAnsi="Calibri Light" w:eastAsia="Calibri Light"/>
           <w:color w:val="000000"/>
           <w:sz w:val="18"/>
           <w:highlight w:val="lightGray"/>
@@ -46,6 +57,7 @@
       </w:r>
       <w:r>
         <w:rPr>
+          <w:rFonts w:ascii="Calibri Light" w:hAnsi="Calibri Light" w:eastAsia="Calibri Light"/>
           <w:b/>
           <w:color w:val="000000"/>
           <w:sz w:val="18"/>
@@ -55,6 +67,7 @@
       </w:r>
       <w:r>
         <w:rPr>
+          <w:rFonts w:ascii="Calibri Light" w:hAnsi="Calibri Light" w:eastAsia="Calibri Light"/>
           <w:color w:val="000000"/>
           <w:sz w:val="18"/>
           <w:highlight w:val="lightGray"/>
@@ -63,6 +76,7 @@
       </w:r>
       <w:r>
         <w:rPr>
+          <w:rFonts w:ascii="Calibri Light" w:hAnsi="Calibri Light" w:eastAsia="Calibri Light"/>
           <w:b/>
           <w:color w:val="000000"/>
           <w:sz w:val="18"/>
@@ -72,6 +86,7 @@
       </w:r>
       <w:r>
         <w:rPr>
+          <w:rFonts w:ascii="Calibri Light" w:hAnsi="Calibri Light" w:eastAsia="Calibri Light"/>
           <w:color w:val="000000"/>
           <w:sz w:val="18"/>
           <w:highlight w:val="lightGray"/>
@@ -177,6 +192,7 @@
       <w:bookmarkEnd w:id="2"/>
       <w:r>
         <w:rPr>
+          <w:rFonts w:ascii="Calibri Light" w:hAnsi="Calibri Light" w:eastAsia="Calibri Light"/>
           <w:b/>
           <w:bCs/>
           <w:sz w:val="34"/>
@@ -701,7 +717,7 @@
       <w:bookmarkEnd w:id="3"/>
       <w:r>
         <w:rPr>
-          <w:rFonts w:ascii="Arial Unicode MS" w:eastAsia="Arial Unicode MS" w:hAnsi="Arial Unicode MS" w:cs="Arial Unicode MS"/>
+          <w:rFonts w:ascii="Calibri Light" w:eastAsia="Calibri Light" w:hAnsi="Calibri Light" w:cs="Arial Unicode MS"/>
           <w:b/>
           <w:bCs/>
           <w:sz w:val="34"/>
@@ -1313,6 +1329,7 @@
       <w:bookmarkEnd w:id="4"/>
       <w:r>
         <w:rPr>
+          <w:rFonts w:ascii="Calibri Light" w:hAnsi="Calibri Light" w:eastAsia="Calibri Light"/>
           <w:b/>
           <w:bCs/>
           <w:sz w:val="34"/>
@@ -2046,6 +2063,7 @@
       <w:bookmarkEnd w:id="5"/>
       <w:r>
         <w:rPr>
+          <w:rFonts w:ascii="Calibri Light" w:hAnsi="Calibri Light" w:eastAsia="Calibri Light"/>
           <w:b/>
           <w:bCs/>
           <w:sz w:val="34"/>
@@ -2254,6 +2272,7 @@
       <w:bookmarkEnd w:id="6"/>
       <w:r>
         <w:rPr>
+          <w:rFonts w:ascii="Calibri Light" w:hAnsi="Calibri Light" w:eastAsia="Calibri Light"/>
           <w:b/>
           <w:bCs/>
           <w:sz w:val="34"/>
@@ -2439,7 +2458,7 @@
       <w:bookmarkEnd w:id="7"/>
       <w:r>
         <w:rPr>
-          <w:rFonts w:ascii="Arial Unicode MS" w:eastAsia="Arial Unicode MS" w:hAnsi="Arial Unicode MS" w:cs="Arial Unicode MS"/>
+          <w:rFonts w:ascii="Calibri Light" w:eastAsia="Calibri Light" w:hAnsi="Calibri Light" w:cs="Arial Unicode MS"/>
           <w:b/>
           <w:bCs/>
           <w:sz w:val="34"/>
